--- a/worksheets/wordDocs/EigenValuesVectors_Investigation_part2.docx
+++ b/worksheets/wordDocs/EigenValuesVectors_Investigation_part2.docx
@@ -34,7 +34,7 @@
           <w:sz w:val="22"/>
           <w:szCs w:val="22"/>
         </w:rPr>
-        <w:t>repeated Eigenvalues affect the geometry of transformations</w:t>
+        <w:t xml:space="preserve">repeated </w:t>
       </w:r>
       <w:r>
         <w:rPr>
@@ -45,7 +45,73 @@
           <w:sz w:val="22"/>
           <w:szCs w:val="22"/>
         </w:rPr>
-        <w:t>. Recall that Eigenvectors have their direction preserved under transformation, and they scale by their associated Eigenvalue.</w:t>
+        <w:t>e</w:t>
+      </w:r>
+      <w:r>
+        <w:rPr>
+          <w:b/>
+          <w:bCs/>
+          <w:i/>
+          <w:iCs/>
+          <w:sz w:val="22"/>
+          <w:szCs w:val="22"/>
+        </w:rPr>
+        <w:t>igenvalues affect the geometry of transformations</w:t>
+      </w:r>
+      <w:r>
+        <w:rPr>
+          <w:b/>
+          <w:bCs/>
+          <w:i/>
+          <w:iCs/>
+          <w:sz w:val="22"/>
+          <w:szCs w:val="22"/>
+        </w:rPr>
+        <w:t xml:space="preserve">. Recall that </w:t>
+      </w:r>
+      <w:r>
+        <w:rPr>
+          <w:b/>
+          <w:bCs/>
+          <w:i/>
+          <w:iCs/>
+          <w:sz w:val="22"/>
+          <w:szCs w:val="22"/>
+        </w:rPr>
+        <w:t>e</w:t>
+      </w:r>
+      <w:r>
+        <w:rPr>
+          <w:b/>
+          <w:bCs/>
+          <w:i/>
+          <w:iCs/>
+          <w:sz w:val="22"/>
+          <w:szCs w:val="22"/>
+        </w:rPr>
+        <w:t xml:space="preserve">igenvectors have their direction preserved under transformation, and they scale by their associated </w:t>
+      </w:r>
+      <w:r>
+        <w:rPr>
+          <w:b/>
+          <w:bCs/>
+          <w:i/>
+          <w:iCs/>
+          <w:sz w:val="22"/>
+          <w:szCs w:val="22"/>
+        </w:rPr>
+        <w:t>e</w:t>
+      </w:r>
+      <w:r>
+        <w:rPr>
+          <w:b/>
+          <w:bCs/>
+          <w:i/>
+          <w:iCs/>
+          <w:sz w:val="22"/>
+          <w:szCs w:val="22"/>
+        </w:rPr>
+        <w:t>igenvalue.</w:t>
       </w:r>
     </w:p>
     <w:p>
@@ -270,7 +336,15 @@
                 <w:b/>
                 <w:bCs/>
               </w:rPr>
-              <w:t>Eigenvalues</w:t>
+              <w:t>e</w:t>
+            </w:r>
+            <w:r>
+              <w:rPr>
+                <w:rFonts w:ascii="Consolas" w:hAnsi="Consolas"/>
+                <w:b/>
+                <w:bCs/>
+              </w:rPr>
+              <w:t>igenvalues</w:t>
             </w:r>
             <w:r>
               <w:t xml:space="preserve"> and </w:t>
@@ -281,7 +355,15 @@
                 <w:b/>
                 <w:bCs/>
               </w:rPr>
-              <w:t>Eigenvectors</w:t>
+              <w:t>e</w:t>
+            </w:r>
+            <w:r>
+              <w:rPr>
+                <w:rFonts w:ascii="Consolas" w:hAnsi="Consolas"/>
+                <w:b/>
+                <w:bCs/>
+              </w:rPr>
+              <w:t>igenvectors</w:t>
             </w:r>
             <w:r>
               <w:t xml:space="preserve"> and toggle the </w:t>
@@ -292,7 +374,15 @@
                 <w:b/>
                 <w:bCs/>
               </w:rPr>
-              <w:t>Eigenspace</w:t>
+              <w:t>e</w:t>
+            </w:r>
+            <w:r>
+              <w:rPr>
+                <w:rFonts w:ascii="Consolas" w:hAnsi="Consolas"/>
+                <w:b/>
+                <w:bCs/>
+              </w:rPr>
+              <w:t>igenspace</w:t>
             </w:r>
             <w:r>
               <w:t xml:space="preserve"> on.</w:t>
@@ -321,7 +411,15 @@
                 <w:b/>
                 <w:bCs/>
               </w:rPr>
-              <w:t>Eigenvectors</w:t>
+              <w:t>e</w:t>
+            </w:r>
+            <w:r>
+              <w:rPr>
+                <w:rFonts w:ascii="Consolas" w:hAnsi="Consolas"/>
+                <w:b/>
+                <w:bCs/>
+              </w:rPr>
+              <w:t>igenvectors</w:t>
             </w:r>
             <w:r>
               <w:t>? Can you explain your answer?</w:t>
@@ -520,7 +618,15 @@
                 <w:b/>
                 <w:bCs/>
               </w:rPr>
-              <w:t>Eigenvalues</w:t>
+              <w:t>e</w:t>
+            </w:r>
+            <w:r>
+              <w:rPr>
+                <w:rFonts w:ascii="Consolas" w:hAnsi="Consolas"/>
+                <w:b/>
+                <w:bCs/>
+              </w:rPr>
+              <w:t>igenvalues</w:t>
             </w:r>
             <w:r>
               <w:t xml:space="preserve"> and </w:t>
@@ -531,7 +637,15 @@
                 <w:b/>
                 <w:bCs/>
               </w:rPr>
-              <w:t>Eigenvectors</w:t>
+              <w:t>e</w:t>
+            </w:r>
+            <w:r>
+              <w:rPr>
+                <w:rFonts w:ascii="Consolas" w:hAnsi="Consolas"/>
+                <w:b/>
+                <w:bCs/>
+              </w:rPr>
+              <w:t>igenvectors</w:t>
             </w:r>
             <w:r>
               <w:t xml:space="preserve"> and toggle the </w:t>
@@ -542,7 +656,15 @@
                 <w:b/>
                 <w:bCs/>
               </w:rPr>
-              <w:t>Eigenspace</w:t>
+              <w:t>e</w:t>
+            </w:r>
+            <w:r>
+              <w:rPr>
+                <w:rFonts w:ascii="Consolas" w:hAnsi="Consolas"/>
+                <w:b/>
+                <w:bCs/>
+              </w:rPr>
+              <w:t>igenspace</w:t>
             </w:r>
             <w:r>
               <w:t xml:space="preserve"> on.</w:t>
@@ -571,7 +693,15 @@
                 <w:b/>
                 <w:bCs/>
               </w:rPr>
-              <w:t>Eigenvectors</w:t>
+              <w:t>e</w:t>
+            </w:r>
+            <w:r>
+              <w:rPr>
+                <w:rFonts w:ascii="Consolas" w:hAnsi="Consolas"/>
+                <w:b/>
+                <w:bCs/>
+              </w:rPr>
+              <w:t>igenvectors</w:t>
             </w:r>
             <w:r>
               <w:t>? Can you explain your answer?</w:t>
@@ -751,7 +881,15 @@
                 <w:b/>
                 <w:bCs/>
               </w:rPr>
-              <w:t>Eigenvalues</w:t>
+              <w:t>e</w:t>
+            </w:r>
+            <w:r>
+              <w:rPr>
+                <w:rFonts w:ascii="Consolas" w:eastAsiaTheme="minorEastAsia" w:hAnsi="Consolas"/>
+                <w:b/>
+                <w:bCs/>
+              </w:rPr>
+              <w:t>igenvalues</w:t>
             </w:r>
             <w:r>
               <w:rPr>
@@ -765,7 +903,15 @@
                 <w:b/>
                 <w:bCs/>
               </w:rPr>
-              <w:t>Eigenvectors</w:t>
+              <w:t>e</w:t>
+            </w:r>
+            <w:r>
+              <w:rPr>
+                <w:rFonts w:ascii="Consolas" w:eastAsiaTheme="minorEastAsia" w:hAnsi="Consolas"/>
+                <w:b/>
+                <w:bCs/>
+              </w:rPr>
+              <w:t>igenvectors</w:t>
             </w:r>
             <w:r>
               <w:rPr>
@@ -779,7 +925,15 @@
                 <w:b/>
                 <w:bCs/>
               </w:rPr>
-              <w:t>Eigenvalues</w:t>
+              <w:t>e</w:t>
+            </w:r>
+            <w:r>
+              <w:rPr>
+                <w:rFonts w:ascii="Consolas" w:eastAsiaTheme="minorEastAsia" w:hAnsi="Consolas"/>
+                <w:b/>
+                <w:bCs/>
+              </w:rPr>
+              <w:t>igenvalues</w:t>
             </w:r>
             <w:r>
               <w:rPr>
@@ -793,7 +947,15 @@
                 <w:b/>
                 <w:bCs/>
               </w:rPr>
-              <w:t>Eigenvectors</w:t>
+              <w:t>e</w:t>
+            </w:r>
+            <w:r>
+              <w:rPr>
+                <w:rFonts w:ascii="Consolas" w:eastAsiaTheme="minorEastAsia" w:hAnsi="Consolas"/>
+                <w:b/>
+                <w:bCs/>
+              </w:rPr>
+              <w:t>igenvectors</w:t>
             </w:r>
             <w:r>
               <w:rPr>
@@ -819,7 +981,7 @@
                 <w:b/>
                 <w:bCs/>
               </w:rPr>
-              <w:t>Eigenvector</w:t>
+              <w:t>e</w:t>
             </w:r>
             <w:r>
               <w:rPr>
@@ -827,6 +989,14 @@
                 <w:b/>
                 <w:bCs/>
               </w:rPr>
+              <w:t>igenvector</w:t>
+            </w:r>
+            <w:r>
+              <w:rPr>
+                <w:rFonts w:ascii="Consolas" w:hAnsi="Consolas"/>
+                <w:b/>
+                <w:bCs/>
+              </w:rPr>
               <w:t xml:space="preserve"> </w:t>
             </w:r>
             <w:r>
@@ -838,7 +1008,23 @@
                 <w:b/>
                 <w:bCs/>
               </w:rPr>
-              <w:t xml:space="preserve"> Eigenvalue.</w:t>
+              <w:t xml:space="preserve"> </w:t>
+            </w:r>
+            <w:r>
+              <w:rPr>
+                <w:rFonts w:ascii="Consolas" w:hAnsi="Consolas"/>
+                <w:b/>
+                <w:bCs/>
+              </w:rPr>
+              <w:t>e</w:t>
+            </w:r>
+            <w:r>
+              <w:rPr>
+                <w:rFonts w:ascii="Consolas" w:hAnsi="Consolas"/>
+                <w:b/>
+                <w:bCs/>
+              </w:rPr>
+              <w:t>igenvalue.</w:t>
             </w:r>
           </w:p>
           <w:p>
@@ -1016,7 +1202,15 @@
                 <w:b/>
                 <w:bCs/>
               </w:rPr>
-              <w:t>Eigenvectors</w:t>
+              <w:t>e</w:t>
+            </w:r>
+            <w:r>
+              <w:rPr>
+                <w:rFonts w:ascii="Consolas" w:eastAsiaTheme="minorEastAsia" w:hAnsi="Consolas"/>
+                <w:b/>
+                <w:bCs/>
+              </w:rPr>
+              <w:t>igenvectors</w:t>
             </w:r>
             <w:r>
               <w:rPr>
@@ -1030,7 +1224,15 @@
                 <w:b/>
                 <w:bCs/>
               </w:rPr>
-              <w:t>Eigenvalue</w:t>
+              <w:t>e</w:t>
+            </w:r>
+            <w:r>
+              <w:rPr>
+                <w:rFonts w:ascii="Consolas" w:eastAsiaTheme="minorEastAsia" w:hAnsi="Consolas"/>
+                <w:b/>
+                <w:bCs/>
+              </w:rPr>
+              <w:t>igenvalue</w:t>
             </w:r>
             <w:r>
               <w:rPr>
@@ -1056,13 +1258,39 @@
                 <w:b/>
                 <w:bCs/>
               </w:rPr>
-              <w:t>Eigenspace</w:t>
+              <w:t>e</w:t>
+            </w:r>
+            <w:r>
+              <w:rPr>
+                <w:rFonts w:ascii="Consolas" w:hAnsi="Consolas"/>
+                <w:b/>
+                <w:bCs/>
+              </w:rPr>
+              <w:t>igenspace</w:t>
             </w:r>
             <w:r>
               <w:t xml:space="preserve"> on and apply the matrix.</w:t>
             </w:r>
             <w:r>
-              <w:t xml:space="preserve"> You need to zoom out and rotate for the best view.</w:t>
+              <w:t xml:space="preserve"> </w:t>
+            </w:r>
+            <w:r>
+              <w:t>(</w:t>
+            </w:r>
+            <w:r>
+              <w:t xml:space="preserve">You </w:t>
+            </w:r>
+            <w:r>
+              <w:t xml:space="preserve">may </w:t>
+            </w:r>
+            <w:r>
+              <w:t>need to zoom out and rotate for the best view</w:t>
+            </w:r>
+            <w:r>
+              <w:t>)</w:t>
+            </w:r>
+            <w:r>
+              <w:t>.</w:t>
             </w:r>
           </w:p>
           <w:p/>
@@ -1254,7 +1482,15 @@
                 <w:b/>
                 <w:bCs/>
               </w:rPr>
-              <w:t>Eigenvalues</w:t>
+              <w:t>e</w:t>
+            </w:r>
+            <w:r>
+              <w:rPr>
+                <w:rFonts w:ascii="Consolas" w:eastAsiaTheme="minorEastAsia" w:hAnsi="Consolas"/>
+                <w:b/>
+                <w:bCs/>
+              </w:rPr>
+              <w:t>igenvalues</w:t>
             </w:r>
             <w:r>
               <w:rPr>
@@ -1268,7 +1504,15 @@
                 <w:b/>
                 <w:bCs/>
               </w:rPr>
-              <w:t>Eigenvectors</w:t>
+              <w:t>e</w:t>
+            </w:r>
+            <w:r>
+              <w:rPr>
+                <w:rFonts w:ascii="Consolas" w:eastAsiaTheme="minorEastAsia" w:hAnsi="Consolas"/>
+                <w:b/>
+                <w:bCs/>
+              </w:rPr>
+              <w:t>igenvectors</w:t>
             </w:r>
             <w:r>
               <w:rPr>
@@ -1282,7 +1526,15 @@
                 <w:b/>
                 <w:bCs/>
               </w:rPr>
-              <w:t>Eigen</w:t>
+              <w:t>e</w:t>
+            </w:r>
+            <w:r>
+              <w:rPr>
+                <w:rFonts w:ascii="Consolas" w:eastAsiaTheme="minorEastAsia" w:hAnsi="Consolas"/>
+                <w:b/>
+                <w:bCs/>
+              </w:rPr>
+              <w:t>igen</w:t>
             </w:r>
             <w:r>
               <w:rPr>
@@ -1506,7 +1758,15 @@
                 <w:b/>
                 <w:bCs/>
               </w:rPr>
-              <w:t>Eigenvalues</w:t>
+              <w:t>e</w:t>
+            </w:r>
+            <w:r>
+              <w:rPr>
+                <w:rFonts w:ascii="Consolas" w:eastAsiaTheme="minorEastAsia" w:hAnsi="Consolas"/>
+                <w:b/>
+                <w:bCs/>
+              </w:rPr>
+              <w:t>igenvalues</w:t>
             </w:r>
             <w:r>
               <w:rPr>
@@ -1520,7 +1780,15 @@
                 <w:b/>
                 <w:bCs/>
               </w:rPr>
-              <w:t>Eigenvectors</w:t>
+              <w:t>e</w:t>
+            </w:r>
+            <w:r>
+              <w:rPr>
+                <w:rFonts w:ascii="Consolas" w:eastAsiaTheme="minorEastAsia" w:hAnsi="Consolas"/>
+                <w:b/>
+                <w:bCs/>
+              </w:rPr>
+              <w:t>igenvectors</w:t>
             </w:r>
             <w:r>
               <w:rPr>
@@ -1534,7 +1802,15 @@
                 <w:b/>
                 <w:bCs/>
               </w:rPr>
-              <w:t>Eigen</w:t>
+              <w:t>e</w:t>
+            </w:r>
+            <w:r>
+              <w:rPr>
+                <w:rFonts w:ascii="Consolas" w:eastAsiaTheme="minorEastAsia" w:hAnsi="Consolas"/>
+                <w:b/>
+                <w:bCs/>
+              </w:rPr>
+              <w:t>igen</w:t>
             </w:r>
             <w:r>
               <w:rPr>
@@ -1682,7 +1958,21 @@
                       <w:b/>
                       <w:bCs/>
                     </w:rPr>
-                    <w:t>Distinct Eigenvalues</w:t>
+                    <w:t xml:space="preserve">Distinct </w:t>
+                  </w:r>
+                  <w:r>
+                    <w:rPr>
+                      <w:b/>
+                      <w:bCs/>
+                    </w:rPr>
+                    <w:t>e</w:t>
+                  </w:r>
+                  <w:r>
+                    <w:rPr>
+                      <w:b/>
+                      <w:bCs/>
+                    </w:rPr>
+                    <w:t>igenvalues</w:t>
                   </w:r>
                 </w:p>
               </w:tc>
@@ -1703,7 +1993,21 @@
                       <w:b/>
                       <w:bCs/>
                     </w:rPr>
-                    <w:t>Independent Eigenvector Directions</w:t>
+                    <w:t xml:space="preserve">Independent </w:t>
+                  </w:r>
+                  <w:r>
+                    <w:rPr>
+                      <w:b/>
+                      <w:bCs/>
+                    </w:rPr>
+                    <w:t>e</w:t>
+                  </w:r>
+                  <w:r>
+                    <w:rPr>
+                      <w:b/>
+                      <w:bCs/>
+                    </w:rPr>
+                    <w:t>igenvector Directions</w:t>
                   </w:r>
                 </w:p>
               </w:tc>
@@ -1724,7 +2028,21 @@
                       <w:b/>
                       <w:bCs/>
                     </w:rPr>
-                    <w:t>Shape of Eigenspace(s)</w:t>
+                    <w:t xml:space="preserve">Shape of </w:t>
+                  </w:r>
+                  <w:r>
+                    <w:rPr>
+                      <w:b/>
+                      <w:bCs/>
+                    </w:rPr>
+                    <w:t>e</w:t>
+                  </w:r>
+                  <w:r>
+                    <w:rPr>
+                      <w:b/>
+                      <w:bCs/>
+                    </w:rPr>
+                    <w:t>igenspace(s)</w:t>
                   </w:r>
                 </w:p>
               </w:tc>
@@ -2206,7 +2524,86 @@
           <w:p/>
           <w:p>
             <w:r>
-              <w:t>What conclusions can you make regarding the number of distinct Eigenvalues and the number of independent Eigenvectors in relation to Eigenspace, for any given matrix transformation?</w:t>
+              <w:t xml:space="preserve">What conclusions can you make regarding the number of </w:t>
+            </w:r>
+            <w:r>
+              <w:rPr>
+                <w:rFonts w:ascii="Consolas" w:hAnsi="Consolas"/>
+                <w:b/>
+                <w:bCs/>
+              </w:rPr>
+              <w:t>distinct</w:t>
+            </w:r>
+            <w:r>
+              <w:t xml:space="preserve"> </w:t>
+            </w:r>
+            <w:r>
+              <w:rPr>
+                <w:rFonts w:ascii="Consolas" w:hAnsi="Consolas"/>
+                <w:b/>
+                <w:bCs/>
+              </w:rPr>
+              <w:t>e</w:t>
+            </w:r>
+            <w:r>
+              <w:rPr>
+                <w:rFonts w:ascii="Consolas" w:hAnsi="Consolas"/>
+                <w:b/>
+                <w:bCs/>
+              </w:rPr>
+              <w:t>igenvalues</w:t>
+            </w:r>
+            <w:r>
+              <w:t xml:space="preserve"> and the number of </w:t>
+            </w:r>
+            <w:r>
+              <w:rPr>
+                <w:rFonts w:ascii="Consolas" w:hAnsi="Consolas"/>
+                <w:b/>
+                <w:bCs/>
+              </w:rPr>
+              <w:t>independent</w:t>
+            </w:r>
+            <w:r>
+              <w:t xml:space="preserve"> </w:t>
+            </w:r>
+            <w:r>
+              <w:rPr>
+                <w:rFonts w:ascii="Consolas" w:hAnsi="Consolas"/>
+                <w:b/>
+                <w:bCs/>
+              </w:rPr>
+              <w:t>e</w:t>
+            </w:r>
+            <w:r>
+              <w:rPr>
+                <w:rFonts w:ascii="Consolas" w:hAnsi="Consolas"/>
+                <w:b/>
+                <w:bCs/>
+              </w:rPr>
+              <w:t>igenvectors</w:t>
+            </w:r>
+            <w:r>
+              <w:t xml:space="preserve"> in relation to </w:t>
+            </w:r>
+            <w:r>
+              <w:rPr>
+                <w:rFonts w:ascii="Consolas" w:hAnsi="Consolas"/>
+                <w:b/>
+                <w:bCs/>
+              </w:rPr>
+              <w:t>e</w:t>
+            </w:r>
+            <w:r>
+              <w:rPr>
+                <w:rFonts w:ascii="Consolas" w:hAnsi="Consolas"/>
+                <w:b/>
+                <w:bCs/>
+              </w:rPr>
+              <w:t>igenspace</w:t>
+            </w:r>
+            <w:r>
+              <w:t>, for any given matrix transformation?</w:t>
             </w:r>
           </w:p>
           <w:p/>

--- a/worksheets/wordDocs/EigenValuesVectors_Investigation_part2.docx
+++ b/worksheets/wordDocs/EigenValuesVectors_Investigation_part2.docx
@@ -1050,12 +1050,17 @@
                   <m:ctrlPr>
                     <w:rPr>
                       <w:rFonts w:ascii="Cambria Math" w:hAnsi="Cambria Math"/>
+                      <w:b/>
+                      <w:bCs/>
                       <w:i/>
                     </w:rPr>
                   </m:ctrlPr>
                 </m:sSubPr>
                 <m:e>
                   <m:r>
+                    <m:rPr>
+                      <m:sty m:val="bi"/>
+                    </m:rPr>
                     <w:rPr>
                       <w:rFonts w:ascii="Cambria Math" w:hAnsi="Cambria Math"/>
                     </w:rPr>
@@ -1064,6 +1069,9 @@
                 </m:e>
                 <m:sub>
                   <m:r>
+                    <m:rPr>
+                      <m:sty m:val="bi"/>
+                    </m:rPr>
                     <w:rPr>
                       <w:rFonts w:ascii="Cambria Math" w:hAnsi="Cambria Math"/>
                     </w:rPr>
@@ -1082,12 +1090,17 @@
                   <m:ctrlPr>
                     <w:rPr>
                       <w:rFonts w:ascii="Cambria Math" w:hAnsi="Cambria Math"/>
+                      <w:b/>
+                      <w:bCs/>
                       <w:i/>
                     </w:rPr>
                   </m:ctrlPr>
                 </m:sSubPr>
                 <m:e>
                   <m:r>
+                    <m:rPr>
+                      <m:sty m:val="bi"/>
+                    </m:rPr>
                     <w:rPr>
                       <w:rFonts w:ascii="Cambria Math" w:hAnsi="Cambria Math"/>
                     </w:rPr>
@@ -1096,6 +1109,9 @@
                 </m:e>
                 <m:sub>
                   <m:r>
+                    <m:rPr>
+                      <m:sty m:val="bi"/>
+                    </m:rPr>
                     <w:rPr>
                       <w:rFonts w:ascii="Cambria Math" w:hAnsi="Cambria Math"/>
                     </w:rPr>
@@ -1130,12 +1146,17 @@
                   <m:ctrlPr>
                     <w:rPr>
                       <w:rFonts w:ascii="Cambria Math" w:hAnsi="Cambria Math"/>
+                      <w:b/>
+                      <w:bCs/>
                       <w:i/>
                     </w:rPr>
                   </m:ctrlPr>
                 </m:sSubPr>
                 <m:e>
                   <m:r>
+                    <m:rPr>
+                      <m:sty m:val="bi"/>
+                    </m:rPr>
                     <w:rPr>
                       <w:rFonts w:ascii="Cambria Math" w:hAnsi="Cambria Math"/>
                     </w:rPr>
@@ -1144,6 +1165,9 @@
                 </m:e>
                 <m:sub>
                   <m:r>
+                    <m:rPr>
+                      <m:sty m:val="bi"/>
+                    </m:rPr>
                     <w:rPr>
                       <w:rFonts w:ascii="Cambria Math" w:hAnsi="Cambria Math"/>
                     </w:rPr>
@@ -1162,12 +1186,17 @@
                   <m:ctrlPr>
                     <w:rPr>
                       <w:rFonts w:ascii="Cambria Math" w:hAnsi="Cambria Math"/>
+                      <w:b/>
+                      <w:bCs/>
                       <w:i/>
                     </w:rPr>
                   </m:ctrlPr>
                 </m:sSubPr>
                 <m:e>
                   <m:r>
+                    <m:rPr>
+                      <m:sty m:val="bi"/>
+                    </m:rPr>
                     <w:rPr>
                       <w:rFonts w:ascii="Cambria Math" w:hAnsi="Cambria Math"/>
                     </w:rPr>
@@ -1176,6 +1205,9 @@
                 </m:e>
                 <m:sub>
                   <m:r>
+                    <m:rPr>
+                      <m:sty m:val="bi"/>
+                    </m:rPr>
                     <w:rPr>
                       <w:rFonts w:ascii="Cambria Math" w:hAnsi="Cambria Math"/>
                     </w:rPr>
